--- a/Documentation/Agent-Installation guide.docx
+++ b/Documentation/Agent-Installation guide.docx
@@ -4,13 +4,77 @@
   <w:body>
     <w:p>
       <w:pPr>
-        <w:pStyle w:val="NoSpacing"/>
+        <w:jc w:val="center"/>
         <w:rPr>
-          <w:rFonts w:hint="eastAsia"/>
+          <w:sz w:val="50"/>
+          <w:szCs w:val="52"/>
+        </w:rPr>
+      </w:pPr>
+    </w:p>
+    <w:p>
+      <w:pPr>
+        <w:jc w:val="center"/>
+        <w:rPr>
+          <w:sz w:val="50"/>
+          <w:szCs w:val="52"/>
         </w:rPr>
       </w:pPr>
       <w:r>
-        <w:t>Windows Endpoint Installation Guide</w:t>
+        <w:rPr>
+          <w:sz w:val="50"/>
+          <w:szCs w:val="52"/>
+        </w:rPr>
+        <w:t xml:space="preserve">Windows Endpoint </w:t>
+      </w:r>
+      <w:r>
+        <w:rPr>
+          <w:sz w:val="48"/>
+          <w:szCs w:val="48"/>
+        </w:rPr>
+        <w:t>Installation</w:t>
+      </w:r>
+      <w:r>
+        <w:rPr>
+          <w:sz w:val="50"/>
+          <w:szCs w:val="52"/>
+        </w:rPr>
+        <w:t xml:space="preserve"> Guide</w:t>
+      </w:r>
+    </w:p>
+    <w:p>
+      <w:pPr>
+        <w:jc w:val="center"/>
+        <w:rPr>
+          <w:i/>
+          <w:sz w:val="23"/>
+          <w:szCs w:val="24"/>
+        </w:rPr>
+      </w:pPr>
+      <w:r>
+        <w:rPr>
+          <w:i/>
+          <w:sz w:val="23"/>
+          <w:szCs w:val="24"/>
+        </w:rPr>
+        <w:t xml:space="preserve">Individual PC / normal </w:t>
+      </w:r>
+      <w:proofErr w:type="spellStart"/>
+      <w:r>
+        <w:rPr>
+          <w:i/>
+          <w:sz w:val="23"/>
+          <w:szCs w:val="24"/>
+        </w:rPr>
+        <w:t>Wazuh</w:t>
+      </w:r>
+      <w:proofErr w:type="spellEnd"/>
+      <w:r>
+        <w:rPr>
+          <w:i/>
+          <w:sz w:val="23"/>
+          <w:szCs w:val="24"/>
+        </w:rPr>
+        <w:t xml:space="preserve"> Agent deployment</w:t>
       </w:r>
     </w:p>
     <w:p>
@@ -18,20 +82,25 @@
         <w:jc w:val="center"/>
         <w:rPr>
           <w:rFonts w:hint="eastAsia"/>
+          <w:i/>
+          <w:sz w:val="23"/>
+          <w:szCs w:val="24"/>
+        </w:rPr>
+      </w:pPr>
+    </w:p>
+    <w:p>
+      <w:pPr>
+        <w:pStyle w:val="Heading1"/>
+        <w:rPr>
+          <w:sz w:val="32"/>
+          <w:szCs w:val="32"/>
         </w:rPr>
       </w:pPr>
       <w:r>
         <w:rPr>
-          <w:i/>
+          <w:sz w:val="32"/>
+          <w:szCs w:val="32"/>
         </w:rPr>
-        <w:t>Individual PC / normal Wazuh Agent deployment</w:t>
-      </w:r>
-    </w:p>
-    <w:p>
-      <w:pPr>
-        <w:pStyle w:val="Heading1"/>
-      </w:pPr>
-      <w:r>
         <w:t>1. Purpose</w:t>
       </w:r>
     </w:p>
@@ -39,20 +108,45 @@
       <w:pPr>
         <w:rPr>
           <w:rFonts w:hint="eastAsia"/>
+          <w:sz w:val="23"/>
+          <w:szCs w:val="24"/>
         </w:rPr>
       </w:pPr>
       <w:r>
+        <w:rPr>
+          <w:sz w:val="23"/>
+          <w:szCs w:val="24"/>
+        </w:rPr>
         <w:t>Deploy the Chrome History &amp; Upload Monitor on one Windows PC enrolled as a normal Wazuh Agent.</w:t>
       </w:r>
     </w:p>
     <w:p>
       <w:pPr>
         <w:pStyle w:val="Heading1"/>
+        <w:tabs>
+          <w:tab w:val="left" w:pos="3090"/>
+        </w:tabs>
+        <w:rPr>
+          <w:sz w:val="32"/>
+          <w:szCs w:val="32"/>
+        </w:rPr>
       </w:pPr>
       <w:r>
+        <w:rPr>
+          <w:sz w:val="32"/>
+          <w:szCs w:val="32"/>
+        </w:rPr>
         <w:t>2. Requirements</w:t>
       </w:r>
+      <w:r>
+        <w:rPr>
+          <w:sz w:val="32"/>
+          <w:szCs w:val="32"/>
+        </w:rPr>
+        <w:tab/>
+      </w:r>
     </w:p>
+    <w:p/>
     <w:tbl>
       <w:tblPr>
         <w:tblStyle w:val="TableGrid"/>
@@ -77,11 +171,15 @@
             <w:pPr>
               <w:rPr>
                 <w:rFonts w:hint="eastAsia"/>
+                <w:sz w:val="23"/>
+                <w:szCs w:val="24"/>
               </w:rPr>
             </w:pPr>
             <w:r>
               <w:rPr>
                 <w:b/>
+                <w:sz w:val="23"/>
+                <w:szCs w:val="24"/>
               </w:rPr>
               <w:t>Requirement</w:t>
             </w:r>
@@ -96,11 +194,15 @@
             <w:pPr>
               <w:rPr>
                 <w:rFonts w:hint="eastAsia"/>
+                <w:sz w:val="23"/>
+                <w:szCs w:val="24"/>
               </w:rPr>
             </w:pPr>
             <w:r>
               <w:rPr>
                 <w:b/>
+                <w:sz w:val="23"/>
+                <w:szCs w:val="24"/>
               </w:rPr>
               <w:t>Details</w:t>
             </w:r>
@@ -119,9 +221,15 @@
             <w:pPr>
               <w:rPr>
                 <w:rFonts w:hint="eastAsia"/>
+                <w:sz w:val="23"/>
+                <w:szCs w:val="24"/>
               </w:rPr>
             </w:pPr>
             <w:r>
+              <w:rPr>
+                <w:sz w:val="23"/>
+                <w:szCs w:val="24"/>
+              </w:rPr>
               <w:t>Windows</w:t>
             </w:r>
           </w:p>
@@ -134,13 +242,16 @@
             <w:pPr>
               <w:rPr>
                 <w:rFonts w:hint="eastAsia"/>
+                <w:sz w:val="23"/>
+                <w:szCs w:val="24"/>
               </w:rPr>
             </w:pPr>
             <w:r>
-              <w:t xml:space="preserve">Windows 10/11 or </w:t>
-            </w:r>
-            <w:r>
-              <w:t>supported Windows endpoint</w:t>
+              <w:rPr>
+                <w:sz w:val="23"/>
+                <w:szCs w:val="24"/>
+              </w:rPr>
+              <w:t>Windows 10/11 or supported Windows endpoint</w:t>
             </w:r>
           </w:p>
         </w:tc>
@@ -157,9 +268,15 @@
             <w:pPr>
               <w:rPr>
                 <w:rFonts w:hint="eastAsia"/>
+                <w:sz w:val="23"/>
+                <w:szCs w:val="24"/>
               </w:rPr>
             </w:pPr>
             <w:r>
+              <w:rPr>
+                <w:sz w:val="23"/>
+                <w:szCs w:val="24"/>
+              </w:rPr>
               <w:t>Privileges</w:t>
             </w:r>
           </w:p>
@@ -172,9 +289,15 @@
             <w:pPr>
               <w:rPr>
                 <w:rFonts w:hint="eastAsia"/>
+                <w:sz w:val="23"/>
+                <w:szCs w:val="24"/>
               </w:rPr>
             </w:pPr>
             <w:r>
+              <w:rPr>
+                <w:sz w:val="23"/>
+                <w:szCs w:val="24"/>
+              </w:rPr>
               <w:t>Administrator</w:t>
             </w:r>
           </w:p>
@@ -192,9 +315,15 @@
             <w:pPr>
               <w:rPr>
                 <w:rFonts w:hint="eastAsia"/>
+                <w:sz w:val="23"/>
+                <w:szCs w:val="24"/>
               </w:rPr>
             </w:pPr>
             <w:r>
+              <w:rPr>
+                <w:sz w:val="23"/>
+                <w:szCs w:val="24"/>
+              </w:rPr>
               <w:t>Browser</w:t>
             </w:r>
           </w:p>
@@ -207,9 +336,15 @@
             <w:pPr>
               <w:rPr>
                 <w:rFonts w:hint="eastAsia"/>
+                <w:sz w:val="23"/>
+                <w:szCs w:val="24"/>
               </w:rPr>
             </w:pPr>
             <w:r>
+              <w:rPr>
+                <w:sz w:val="23"/>
+                <w:szCs w:val="24"/>
+              </w:rPr>
               <w:t>Google Chrome</w:t>
             </w:r>
           </w:p>
@@ -227,9 +362,15 @@
             <w:pPr>
               <w:rPr>
                 <w:rFonts w:hint="eastAsia"/>
+                <w:sz w:val="23"/>
+                <w:szCs w:val="24"/>
               </w:rPr>
             </w:pPr>
             <w:r>
+              <w:rPr>
+                <w:sz w:val="23"/>
+                <w:szCs w:val="24"/>
+              </w:rPr>
               <w:t>Wazuh</w:t>
             </w:r>
           </w:p>
@@ -242,9 +383,15 @@
             <w:pPr>
               <w:rPr>
                 <w:rFonts w:hint="eastAsia"/>
+                <w:sz w:val="23"/>
+                <w:szCs w:val="24"/>
               </w:rPr>
             </w:pPr>
             <w:r>
+              <w:rPr>
+                <w:sz w:val="23"/>
+                <w:szCs w:val="24"/>
+              </w:rPr>
               <w:t>Wazuh Agent enrolled with SOC Manager</w:t>
             </w:r>
           </w:p>
@@ -262,9 +409,15 @@
             <w:pPr>
               <w:rPr>
                 <w:rFonts w:hint="eastAsia"/>
+                <w:sz w:val="23"/>
+                <w:szCs w:val="24"/>
               </w:rPr>
             </w:pPr>
             <w:r>
+              <w:rPr>
+                <w:sz w:val="23"/>
+                <w:szCs w:val="24"/>
+              </w:rPr>
               <w:t>PowerShell</w:t>
             </w:r>
           </w:p>
@@ -277,9 +430,15 @@
             <w:pPr>
               <w:rPr>
                 <w:rFonts w:hint="eastAsia"/>
+                <w:sz w:val="23"/>
+                <w:szCs w:val="24"/>
               </w:rPr>
             </w:pPr>
             <w:r>
+              <w:rPr>
+                <w:sz w:val="23"/>
+                <w:szCs w:val="24"/>
+              </w:rPr>
               <w:t>Windows PowerShell</w:t>
             </w:r>
           </w:p>
@@ -297,9 +456,15 @@
             <w:pPr>
               <w:rPr>
                 <w:rFonts w:hint="eastAsia"/>
+                <w:sz w:val="23"/>
+                <w:szCs w:val="24"/>
               </w:rPr>
             </w:pPr>
             <w:r>
+              <w:rPr>
+                <w:sz w:val="23"/>
+                <w:szCs w:val="24"/>
+              </w:rPr>
               <w:t>SQLite</w:t>
             </w:r>
           </w:p>
@@ -312,9 +477,15 @@
             <w:pPr>
               <w:rPr>
                 <w:rFonts w:hint="eastAsia"/>
+                <w:sz w:val="23"/>
+                <w:szCs w:val="24"/>
               </w:rPr>
             </w:pPr>
             <w:r>
+              <w:rPr>
+                <w:sz w:val="23"/>
+                <w:szCs w:val="24"/>
+              </w:rPr>
               <w:t>Bundled sqlite3.exe</w:t>
             </w:r>
           </w:p>
@@ -332,9 +503,15 @@
             <w:pPr>
               <w:rPr>
                 <w:rFonts w:hint="eastAsia"/>
+                <w:sz w:val="23"/>
+                <w:szCs w:val="24"/>
               </w:rPr>
             </w:pPr>
             <w:r>
+              <w:rPr>
+                <w:sz w:val="23"/>
+                <w:szCs w:val="24"/>
+              </w:rPr>
               <w:t>Network</w:t>
             </w:r>
           </w:p>
@@ -347,9 +524,15 @@
             <w:pPr>
               <w:rPr>
                 <w:rFonts w:hint="eastAsia"/>
+                <w:sz w:val="23"/>
+                <w:szCs w:val="24"/>
               </w:rPr>
             </w:pPr>
             <w:r>
+              <w:rPr>
+                <w:sz w:val="23"/>
+                <w:szCs w:val="24"/>
+              </w:rPr>
               <w:t>Endpoint-to-Wazuh connectivity</w:t>
             </w:r>
           </w:p>
@@ -359,8 +542,16 @@
     <w:p>
       <w:pPr>
         <w:pStyle w:val="Heading1"/>
+        <w:rPr>
+          <w:sz w:val="32"/>
+          <w:szCs w:val="32"/>
+        </w:rPr>
       </w:pPr>
       <w:r>
+        <w:rPr>
+          <w:sz w:val="32"/>
+          <w:szCs w:val="32"/>
+        </w:rPr>
         <w:t>3. Package</w:t>
       </w:r>
     </w:p>
@@ -369,19 +560,23 @@
         <w:ind w:left="360"/>
         <w:rPr>
           <w:rFonts w:hint="eastAsia"/>
+          <w:sz w:val="23"/>
+          <w:szCs w:val="24"/>
         </w:rPr>
       </w:pPr>
       <w:r>
         <w:rPr>
           <w:rFonts w:ascii="Consolas" w:hAnsi="Consolas"/>
-          <w:sz w:val="17"/>
+          <w:sz w:val="18"/>
+          <w:szCs w:val="24"/>
         </w:rPr>
         <w:t>ChromeHistory&amp;UploadMonitor\</w:t>
       </w:r>
       <w:r>
         <w:rPr>
           <w:rFonts w:ascii="Consolas" w:hAnsi="Consolas"/>
-          <w:sz w:val="17"/>
+          <w:sz w:val="18"/>
+          <w:szCs w:val="24"/>
         </w:rPr>
         <w:br/>
         <w:t>├── install.ps1</w:t>
@@ -389,7 +584,8 @@
       <w:r>
         <w:rPr>
           <w:rFonts w:ascii="Consolas" w:hAnsi="Consolas"/>
-          <w:sz w:val="17"/>
+          <w:sz w:val="18"/>
+          <w:szCs w:val="24"/>
         </w:rPr>
         <w:br/>
         <w:t>├── uninstall.ps1</w:t>
@@ -397,7 +593,8 @@
       <w:r>
         <w:rPr>
           <w:rFonts w:ascii="Consolas" w:hAnsi="Consolas"/>
-          <w:sz w:val="17"/>
+          <w:sz w:val="18"/>
+          <w:szCs w:val="24"/>
         </w:rPr>
         <w:br/>
         <w:t>├── collector.ps1</w:t>
@@ -405,7 +602,8 @@
       <w:r>
         <w:rPr>
           <w:rFonts w:ascii="Consolas" w:hAnsi="Consolas"/>
-          <w:sz w:val="17"/>
+          <w:sz w:val="18"/>
+          <w:szCs w:val="24"/>
         </w:rPr>
         <w:br/>
         <w:t>├── receiver.ps1</w:t>
@@ -413,7 +611,8 @@
       <w:r>
         <w:rPr>
           <w:rFonts w:ascii="Consolas" w:hAnsi="Consolas"/>
-          <w:sz w:val="17"/>
+          <w:sz w:val="18"/>
+          <w:szCs w:val="24"/>
         </w:rPr>
         <w:br/>
         <w:t>├── sqlite3.exe</w:t>
@@ -421,7 +620,8 @@
       <w:r>
         <w:rPr>
           <w:rFonts w:ascii="Consolas" w:hAnsi="Consolas"/>
-          <w:sz w:val="17"/>
+          <w:sz w:val="18"/>
+          <w:szCs w:val="24"/>
         </w:rPr>
         <w:br/>
         <w:t>├── ChromeUploadDetectorService.exe</w:t>
@@ -429,7 +629,8 @@
       <w:r>
         <w:rPr>
           <w:rFonts w:ascii="Consolas" w:hAnsi="Consolas"/>
-          <w:sz w:val="17"/>
+          <w:sz w:val="18"/>
+          <w:szCs w:val="24"/>
         </w:rPr>
         <w:br/>
         <w:t>└── ChromeUploadDetector-MVP\</w:t>
@@ -437,7 +638,8 @@
       <w:r>
         <w:rPr>
           <w:rFonts w:ascii="Consolas" w:hAnsi="Consolas"/>
-          <w:sz w:val="17"/>
+          <w:sz w:val="18"/>
+          <w:szCs w:val="24"/>
         </w:rPr>
         <w:br/>
         <w:t xml:space="preserve">    └── ChromeUploadDetector-MVP\  # extension files</w:t>
@@ -446,22 +648,50 @@
     <w:p>
       <w:pPr>
         <w:pStyle w:val="Heading1"/>
+        <w:rPr>
+          <w:sz w:val="32"/>
+          <w:szCs w:val="32"/>
+        </w:rPr>
       </w:pPr>
       <w:r>
-        <w:t>4. Wazuh Agent</w:t>
+        <w:rPr>
+          <w:sz w:val="32"/>
+          <w:szCs w:val="32"/>
+        </w:rPr>
+        <w:t xml:space="preserve">4. </w:t>
+      </w:r>
+      <w:proofErr w:type="spellStart"/>
+      <w:r>
+        <w:rPr>
+          <w:sz w:val="32"/>
+          <w:szCs w:val="32"/>
+        </w:rPr>
+        <w:t>Wazuh</w:t>
+      </w:r>
+      <w:proofErr w:type="spellEnd"/>
+      <w:r>
+        <w:rPr>
+          <w:sz w:val="32"/>
+          <w:szCs w:val="32"/>
+        </w:rPr>
+        <w:t xml:space="preserve"> Agent</w:t>
       </w:r>
     </w:p>
+    <w:p/>
     <w:p>
       <w:pPr>
         <w:rPr>
           <w:rFonts w:hint="eastAsia"/>
+          <w:sz w:val="23"/>
+          <w:szCs w:val="24"/>
         </w:rPr>
       </w:pPr>
       <w:r>
-        <w:t xml:space="preserve">Install </w:t>
-      </w:r>
-      <w:r>
-        <w:t>and enroll the Wazuh Agent using your organization's normal MSI/enrollment procedure. The Agent supplies the PC identity (for example LMC-1 or LMC-2); the monitor does not hard-code the PC name.</w:t>
+        <w:rPr>
+          <w:sz w:val="23"/>
+          <w:szCs w:val="24"/>
+        </w:rPr>
+        <w:t>Install and enroll the Wazuh Agent using your organization's normal MSI/enrollment procedure. The Agent supplies the PC identity (for example LMC-1 or LMC-2); the monitor does not hard-code the PC name.</w:t>
       </w:r>
     </w:p>
     <w:p>
@@ -469,12 +699,15 @@
         <w:ind w:left="360"/>
         <w:rPr>
           <w:rFonts w:hint="eastAsia"/>
+          <w:sz w:val="23"/>
+          <w:szCs w:val="24"/>
         </w:rPr>
       </w:pPr>
       <w:r>
         <w:rPr>
           <w:rFonts w:ascii="Consolas" w:hAnsi="Consolas"/>
-          <w:sz w:val="17"/>
+          <w:sz w:val="18"/>
+          <w:szCs w:val="24"/>
         </w:rPr>
         <w:t>msiexec.exe /i wazuh-agent.msi</w:t>
       </w:r>
@@ -482,36 +715,53 @@
     <w:p>
       <w:pPr>
         <w:pStyle w:val="Heading1"/>
+        <w:tabs>
+          <w:tab w:val="left" w:pos="3975"/>
+        </w:tabs>
+        <w:rPr>
+          <w:sz w:val="32"/>
+          <w:szCs w:val="32"/>
+        </w:rPr>
       </w:pPr>
       <w:r>
+        <w:rPr>
+          <w:sz w:val="32"/>
+          <w:szCs w:val="32"/>
+        </w:rPr>
+        <w:lastRenderedPageBreak/>
         <w:t>5. Monitor Installation</w:t>
       </w:r>
+      <w:r>
+        <w:rPr>
+          <w:sz w:val="32"/>
+          <w:szCs w:val="32"/>
+        </w:rPr>
+        <w:tab/>
+      </w:r>
     </w:p>
+    <w:p/>
     <w:p>
       <w:pPr>
         <w:ind w:left="360"/>
         <w:rPr>
           <w:rFonts w:hint="eastAsia"/>
+          <w:sz w:val="23"/>
+          <w:szCs w:val="24"/>
         </w:rPr>
       </w:pPr>
       <w:r>
         <w:rPr>
           <w:rFonts w:ascii="Consolas" w:hAnsi="Consolas"/>
-          <w:sz w:val="17"/>
+          <w:sz w:val="18"/>
+          <w:szCs w:val="24"/>
         </w:rPr>
-        <w:t>Set-Ex</w:t>
+        <w:t>Set-ExecutionPolicy Bypass -Scope Process</w:t>
       </w:r>
       <w:r>
         <w:rPr>
           <w:rFonts w:ascii="Consolas" w:hAnsi="Consolas"/>
-          <w:sz w:val="17"/>
-        </w:rPr>
-        <w:t>ecutionPolicy Bypass -Scope Process</w:t>
-      </w:r>
-      <w:r>
-        <w:rPr>
-          <w:rFonts w:ascii="Consolas" w:hAnsi="Consolas"/>
-          <w:sz w:val="17"/>
+          <w:sz w:val="18"/>
+          <w:szCs w:val="24"/>
         </w:rPr>
         <w:br/>
         <w:t>.\install.ps1</w:t>
@@ -521,20 +771,31 @@
       <w:pPr>
         <w:rPr>
           <w:rFonts w:hint="eastAsia"/>
+          <w:sz w:val="23"/>
+          <w:szCs w:val="24"/>
         </w:rPr>
       </w:pPr>
       <w:r>
-        <w:t>The installer creates C:\ProgramData\ChromeHistoryMonitor, installs the collector/receiver/service/SQLite, copies ChromeUploadDetector-MVP, validates collector syntax, creates the multi-user history task, c</w:t>
-      </w:r>
-      <w:r>
-        <w:t>reates the upload service, and verifies both components.</w:t>
+        <w:rPr>
+          <w:sz w:val="23"/>
+          <w:szCs w:val="24"/>
+        </w:rPr>
+        <w:t>The installer creates C:\ProgramData\ChromeHistoryMonitor, installs the collector/receiver/service/SQLite, copies ChromeUploadDetector-MVP, validates collector syntax, creates the multi-user history task, creates the upload service, and verifies both components.</w:t>
       </w:r>
     </w:p>
     <w:p>
       <w:pPr>
         <w:pStyle w:val="Heading1"/>
+        <w:rPr>
+          <w:sz w:val="32"/>
+          <w:szCs w:val="32"/>
+        </w:rPr>
       </w:pPr>
       <w:r>
+        <w:rPr>
+          <w:sz w:val="32"/>
+          <w:szCs w:val="32"/>
+        </w:rPr>
         <w:t>6. Chrome Extension</w:t>
       </w:r>
     </w:p>
@@ -542,9 +803,15 @@
       <w:pPr>
         <w:rPr>
           <w:rFonts w:hint="eastAsia"/>
+          <w:sz w:val="23"/>
+          <w:szCs w:val="24"/>
         </w:rPr>
       </w:pPr>
       <w:r>
+        <w:rPr>
+          <w:sz w:val="23"/>
+          <w:szCs w:val="24"/>
+        </w:rPr>
         <w:t>Open chrome://extensions/, enable Developer mode, select Load unpacked, then choose:</w:t>
       </w:r>
     </w:p>
@@ -553,12 +820,15 @@
         <w:ind w:left="360"/>
         <w:rPr>
           <w:rFonts w:hint="eastAsia"/>
+          <w:sz w:val="23"/>
+          <w:szCs w:val="24"/>
         </w:rPr>
       </w:pPr>
       <w:r>
         <w:rPr>
           <w:rFonts w:ascii="Consolas" w:hAnsi="Consolas"/>
-          <w:sz w:val="17"/>
+          <w:sz w:val="18"/>
+          <w:szCs w:val="24"/>
         </w:rPr>
         <w:t>C:\ProgramData\ChromeHistoryMonitor\ChromeUploadDetector-MVP\ChromeUploadDetector-MVP</w:t>
       </w:r>
@@ -567,57 +837,66 @@
       <w:pPr>
         <w:rPr>
           <w:rFonts w:hint="eastAsia"/>
+          <w:sz w:val="23"/>
+          <w:szCs w:val="24"/>
         </w:rPr>
       </w:pPr>
       <w:r>
-        <w:lastRenderedPageBreak/>
-        <w:t>Enable t</w:t>
-      </w:r>
-      <w:r>
-        <w:t>he extension. For managed enterprise deployment, use the organization's approved Chrome management method.</w:t>
+        <w:rPr>
+          <w:sz w:val="23"/>
+          <w:szCs w:val="24"/>
+        </w:rPr>
+        <w:t>Enable the extension. For managed enterprise deployment, use the organization's approved Chrome management method.</w:t>
       </w:r>
     </w:p>
     <w:p>
       <w:pPr>
         <w:pStyle w:val="Heading1"/>
+        <w:rPr>
+          <w:sz w:val="32"/>
+          <w:szCs w:val="32"/>
+        </w:rPr>
       </w:pPr>
       <w:r>
+        <w:rPr>
+          <w:sz w:val="32"/>
+          <w:szCs w:val="32"/>
+        </w:rPr>
         <w:t>7. Verify</w:t>
       </w:r>
     </w:p>
+    <w:p/>
     <w:p>
       <w:pPr>
         <w:ind w:left="360"/>
         <w:rPr>
           <w:rFonts w:hint="eastAsia"/>
+          <w:sz w:val="23"/>
+          <w:szCs w:val="24"/>
         </w:rPr>
       </w:pPr>
       <w:r>
         <w:rPr>
           <w:rFonts w:ascii="Consolas" w:hAnsi="Consolas"/>
-          <w:sz w:val="17"/>
+          <w:sz w:val="18"/>
+          <w:szCs w:val="24"/>
         </w:rPr>
         <w:t>Get-Service "Chrome Upload Detector" | Select Name,Status,StartType</w:t>
       </w:r>
       <w:r>
         <w:rPr>
           <w:rFonts w:ascii="Consolas" w:hAnsi="Consolas"/>
-          <w:sz w:val="17"/>
+          <w:sz w:val="18"/>
+          <w:szCs w:val="24"/>
         </w:rPr>
         <w:br/>
-        <w:t xml:space="preserve">Get-ScheduledTask -TaskName "Chrome History Monitor" | Select </w:t>
+        <w:t>Get-ScheduledTask -TaskName "Chrome History Monitor" | Select TaskName,State</w:t>
       </w:r>
       <w:r>
         <w:rPr>
           <w:rFonts w:ascii="Consolas" w:hAnsi="Consolas"/>
-          <w:sz w:val="17"/>
-        </w:rPr>
-        <w:t>TaskName,State</w:t>
-      </w:r>
-      <w:r>
-        <w:rPr>
-          <w:rFonts w:ascii="Consolas" w:hAnsi="Consolas"/>
-          <w:sz w:val="17"/>
+          <w:sz w:val="18"/>
+          <w:szCs w:val="24"/>
         </w:rPr>
         <w:br/>
         <w:t>Get-NetTCPConnection -LocalPort 8765 -ErrorAction SilentlyContinue</w:t>
@@ -626,8 +905,16 @@
     <w:p>
       <w:pPr>
         <w:pStyle w:val="Heading1"/>
+        <w:rPr>
+          <w:sz w:val="32"/>
+          <w:szCs w:val="32"/>
+        </w:rPr>
       </w:pPr>
       <w:r>
+        <w:rPr>
+          <w:sz w:val="32"/>
+          <w:szCs w:val="32"/>
+        </w:rPr>
         <w:t>8. Logs</w:t>
       </w:r>
     </w:p>
@@ -636,19 +923,23 @@
         <w:ind w:left="360"/>
         <w:rPr>
           <w:rFonts w:hint="eastAsia"/>
+          <w:sz w:val="23"/>
+          <w:szCs w:val="24"/>
         </w:rPr>
       </w:pPr>
       <w:r>
         <w:rPr>
           <w:rFonts w:ascii="Consolas" w:hAnsi="Consolas"/>
-          <w:sz w:val="17"/>
+          <w:sz w:val="18"/>
+          <w:szCs w:val="24"/>
         </w:rPr>
         <w:t>Get-Content "C:\ProgramData\ChromeHistoryMonitor\collector.log" -Tail 20</w:t>
       </w:r>
       <w:r>
         <w:rPr>
           <w:rFonts w:ascii="Consolas" w:hAnsi="Consolas"/>
-          <w:sz w:val="17"/>
+          <w:sz w:val="18"/>
+          <w:szCs w:val="24"/>
         </w:rPr>
         <w:br/>
         <w:t>Get-Content "C:\ProgramData\ChromeHistoryMonitor\chrome_history.log" -Tail 20</w:t>
@@ -656,42 +947,68 @@
       <w:r>
         <w:rPr>
           <w:rFonts w:ascii="Consolas" w:hAnsi="Consolas"/>
-          <w:sz w:val="17"/>
+          <w:sz w:val="18"/>
+          <w:szCs w:val="24"/>
         </w:rPr>
         <w:br/>
-        <w:t>Get-Content "C:</w:t>
-      </w:r>
-      <w:r>
-        <w:rPr>
-          <w:rFonts w:ascii="Consolas" w:hAnsi="Consolas"/>
-          <w:sz w:val="17"/>
-        </w:rPr>
-        <w:t>\ProgramData\ChromeHistoryMonitor\chrome_upload.log" -Tail 20</w:t>
+        <w:t>Get-Content "C:\ProgramData\ChromeHistoryMonitor\chrome_upload.log" -Tail 20</w:t>
       </w:r>
     </w:p>
     <w:p>
       <w:pPr>
         <w:pStyle w:val="Heading1"/>
+        <w:tabs>
+          <w:tab w:val="left" w:pos="2940"/>
+        </w:tabs>
+        <w:rPr>
+          <w:sz w:val="32"/>
+          <w:szCs w:val="32"/>
+        </w:rPr>
       </w:pPr>
       <w:r>
+        <w:rPr>
+          <w:sz w:val="32"/>
+          <w:szCs w:val="32"/>
+        </w:rPr>
         <w:t>9. Multi-user Test</w:t>
+      </w:r>
+      <w:r>
+        <w:rPr>
+          <w:sz w:val="32"/>
+          <w:szCs w:val="32"/>
+        </w:rPr>
+        <w:tab/>
       </w:r>
     </w:p>
     <w:p>
       <w:pPr>
         <w:rPr>
           <w:rFonts w:hint="eastAsia"/>
+          <w:sz w:val="23"/>
+          <w:szCs w:val="24"/>
         </w:rPr>
       </w:pPr>
       <w:r>
+        <w:rPr>
+          <w:sz w:val="23"/>
+          <w:szCs w:val="24"/>
+        </w:rPr>
         <w:t>Test with more than one Windows account. State is separated by user/profile, e.g. state_Administrator_Default.txt and state_pcsupport_Default.txt.</w:t>
       </w:r>
     </w:p>
     <w:p>
       <w:pPr>
         <w:pStyle w:val="Heading1"/>
+        <w:rPr>
+          <w:sz w:val="32"/>
+          <w:szCs w:val="32"/>
+        </w:rPr>
       </w:pPr>
       <w:r>
+        <w:rPr>
+          <w:sz w:val="32"/>
+          <w:szCs w:val="32"/>
+        </w:rPr>
         <w:t>10. Functional Test</w:t>
       </w:r>
     </w:p>
@@ -700,13 +1017,16 @@
         <w:pStyle w:val="ListBullet"/>
         <w:rPr>
           <w:rFonts w:hint="eastAsia"/>
+          <w:sz w:val="23"/>
+          <w:szCs w:val="24"/>
         </w:rPr>
       </w:pPr>
       <w:r>
-        <w:t>Browse t</w:t>
-      </w:r>
-      <w:r>
-        <w:t>o a controlled test site and verify chrome_history.log.</w:t>
+        <w:rPr>
+          <w:sz w:val="23"/>
+          <w:szCs w:val="24"/>
+        </w:rPr>
+        <w:t>Browse to a controlled test site and verify chrome_history.log.</w:t>
       </w:r>
     </w:p>
     <w:p>
@@ -714,9 +1034,15 @@
         <w:pStyle w:val="ListBullet"/>
         <w:rPr>
           <w:rFonts w:hint="eastAsia"/>
+          <w:sz w:val="23"/>
+          <w:szCs w:val="24"/>
         </w:rPr>
       </w:pPr>
       <w:r>
+        <w:rPr>
+          <w:sz w:val="23"/>
+          <w:szCs w:val="24"/>
+        </w:rPr>
         <w:t>Confirm the history event reaches Wazuh.</w:t>
       </w:r>
     </w:p>
@@ -725,9 +1051,15 @@
         <w:pStyle w:val="ListBullet"/>
         <w:rPr>
           <w:rFonts w:hint="eastAsia"/>
+          <w:sz w:val="23"/>
+          <w:szCs w:val="24"/>
         </w:rPr>
       </w:pPr>
       <w:r>
+        <w:rPr>
+          <w:sz w:val="23"/>
+          <w:szCs w:val="24"/>
+        </w:rPr>
         <w:t>Perform a controlled upload and verify chrome_upload.log.</w:t>
       </w:r>
     </w:p>
@@ -736,17 +1068,31 @@
         <w:pStyle w:val="ListBullet"/>
         <w:rPr>
           <w:rFonts w:hint="eastAsia"/>
+          <w:sz w:val="23"/>
+          <w:szCs w:val="24"/>
         </w:rPr>
       </w:pPr>
       <w:r>
+        <w:rPr>
+          <w:sz w:val="23"/>
+          <w:szCs w:val="24"/>
+        </w:rPr>
         <w:t>Confirm the upload event reaches Wazuh.</w:t>
       </w:r>
     </w:p>
     <w:p>
       <w:pPr>
         <w:pStyle w:val="Heading1"/>
+        <w:rPr>
+          <w:sz w:val="32"/>
+          <w:szCs w:val="32"/>
+        </w:rPr>
       </w:pPr>
       <w:r>
+        <w:rPr>
+          <w:sz w:val="32"/>
+          <w:szCs w:val="32"/>
+        </w:rPr>
         <w:t>11. Uninstall</w:t>
       </w:r>
     </w:p>
@@ -755,19 +1101,20 @@
         <w:ind w:left="360"/>
         <w:rPr>
           <w:rFonts w:hint="eastAsia"/>
+          <w:sz w:val="23"/>
+          <w:szCs w:val="24"/>
         </w:rPr>
       </w:pPr>
       <w:r>
         <w:rPr>
           <w:rFonts w:ascii="Consolas" w:hAnsi="Consolas"/>
-          <w:sz w:val="17"/>
+          <w:sz w:val="18"/>
+          <w:szCs w:val="24"/>
         </w:rPr>
         <w:t>.\uninstall.ps1</w:t>
       </w:r>
     </w:p>
     <w:sectPr>
-      <w:headerReference w:type="default" r:id="rId8"/>
-      <w:footerReference w:type="default" r:id="rId9"/>
       <w:pgSz w:w="12240" w:h="15840"/>
       <w:pgMar w:top="1008" w:right="1080" w:bottom="1008" w:left="1080" w:header="720" w:footer="720" w:gutter="0"/>
       <w:cols w:space="720"/>
@@ -808,22 +1155,6 @@
 </w:endnotes>
 </file>
 
-<file path=word/footer1.xml><?xml version="1.0" encoding="utf-8"?>
-<w:ftr xmlns:wpc="http://schemas.microsoft.com/office/word/2010/wordprocessingCanvas" xmlns:cx="http://schemas.microsoft.com/office/drawing/2014/chartex" xmlns:cx1="http://schemas.microsoft.com/office/drawing/2015/9/8/chartex" xmlns:cx2="http://schemas.microsoft.com/office/drawing/2015/10/21/chartex" xmlns:cx3="http://schemas.microsoft.com/office/drawing/2016/5/9/chartex" xmlns:cx4="http://schemas.microsoft.com/office/drawing/2016/5/10/chartex" xmlns:cx5="http://schemas.microsoft.com/office/drawing/2016/5/11/chartex" xmlns:cx6="http://schemas.microsoft.com/office/drawing/2016/5/12/chartex" xmlns:cx7="http://schemas.microsoft.com/office/drawing/2016/5/13/chartex" xmlns:cx8="http://schemas.microsoft.com/office/drawing/2016/5/14/chartex" xmlns:mc="http://schemas.openxmlformats.org/markup-compatibility/2006" xmlns:aink="http://schemas.microsoft.com/office/drawing/2016/ink" xmlns:am3d="http://schemas.microsoft.com/office/drawing/2017/model3d" xmlns:o="urn:schemas-microsoft-com:office:office" xmlns:r="http://schemas.openxmlformats.org/officeDocument/2006/relationships" xmlns:m="http://schemas.openxmlformats.org/officeDocument/2006/math" xmlns:v="urn:schemas-microsoft-com:vml" xmlns:wp14="http://schemas.microsoft.com/office/word/2010/wordprocessingDrawing" xmlns:wp="http://schemas.openxmlformats.org/drawingml/2006/wordprocessingDrawing" xmlns:w10="urn:schemas-microsoft-com:office:word" xmlns:w="http://schemas.openxmlformats.org/wordprocessingml/2006/main" xmlns:w14="http://schemas.microsoft.com/office/word/2010/wordml" xmlns:w15="http://schemas.microsoft.com/office/word/2012/wordml" xmlns:w16cex="http://schemas.microsoft.com/office/word/2018/wordml/cex" xmlns:w16cid="http://schemas.microsoft.com/office/word/2016/wordml/cid" xmlns:w16="http://schemas.microsoft.com/office/word/2018/wordml" xmlns:w16sdtdh="http://schemas.microsoft.com/office/word/2020/wordml/sdtdatahash" xmlns:w16se="http://schemas.microsoft.com/office/word/2015/wordml/symex" xmlns:wpg="http://schemas.microsoft.com/office/word/2010/wordprocessingGroup" xmlns:wpi="http://schemas.microsoft.com/office/word/2010/wordprocessingInk" xmlns:wne="http://schemas.microsoft.com/office/word/2006/wordml" xmlns:wps="http://schemas.microsoft.com/office/word/2010/wordprocessingShape" mc:Ignorable="w14 w15 w16se w16cid w16 w16cex w16sdtdh wp14">
-  <w:p>
-    <w:pPr>
-      <w:pStyle w:val="Footer"/>
-      <w:rPr>
-        <w:rFonts w:hint="eastAsia"/>
-      </w:rPr>
-    </w:pPr>
-    <w:r>
-      <w:t>Technical documentation</w:t>
-    </w:r>
-  </w:p>
-</w:ftr>
-</file>
-
 <file path=word/footnotes.xml><?xml version="1.0" encoding="utf-8"?>
 <w:footnotes xmlns:wpc="http://schemas.microsoft.com/office/word/2010/wordprocessingCanvas" xmlns:cx="http://schemas.microsoft.com/office/drawing/2014/chartex" xmlns:cx1="http://schemas.microsoft.com/office/drawing/2015/9/8/chartex" xmlns:cx2="http://schemas.microsoft.com/office/drawing/2015/10/21/chartex" xmlns:cx3="http://schemas.microsoft.com/office/drawing/2016/5/9/chartex" xmlns:cx4="http://schemas.microsoft.com/office/drawing/2016/5/10/chartex" xmlns:cx5="http://schemas.microsoft.com/office/drawing/2016/5/11/chartex" xmlns:cx6="http://schemas.microsoft.com/office/drawing/2016/5/12/chartex" xmlns:cx7="http://schemas.microsoft.com/office/drawing/2016/5/13/chartex" xmlns:cx8="http://schemas.microsoft.com/office/drawing/2016/5/14/chartex" xmlns:mc="http://schemas.openxmlformats.org/markup-compatibility/2006" xmlns:aink="http://schemas.microsoft.com/office/drawing/2016/ink" xmlns:am3d="http://schemas.microsoft.com/office/drawing/2017/model3d" xmlns:o="urn:schemas-microsoft-com:office:office" xmlns:r="http://schemas.openxmlformats.org/officeDocument/2006/relationships" xmlns:m="http://schemas.openxmlformats.org/officeDocument/2006/math" xmlns:v="urn:schemas-microsoft-com:vml" xmlns:wp14="http://schemas.microsoft.com/office/word/2010/wordprocessingDrawing" xmlns:wp="http://schemas.openxmlformats.org/drawingml/2006/wordprocessingDrawing" xmlns:w10="urn:schemas-microsoft-com:office:word" xmlns:w="http://schemas.openxmlformats.org/wordprocessingml/2006/main" xmlns:w14="http://schemas.microsoft.com/office/word/2010/wordml" xmlns:w15="http://schemas.microsoft.com/office/word/2012/wordml" xmlns:w16cex="http://schemas.microsoft.com/office/word/2018/wordml/cex" xmlns:w16cid="http://schemas.microsoft.com/office/word/2016/wordml/cid" xmlns:w16="http://schemas.microsoft.com/office/word/2018/wordml" xmlns:w16sdtdh="http://schemas.microsoft.com/office/word/2020/wordml/sdtdatahash" xmlns:w16se="http://schemas.microsoft.com/office/word/2015/wordml/symex" xmlns:wpg="http://schemas.microsoft.com/office/word/2010/wordprocessingGroup" xmlns:wpi="http://schemas.microsoft.com/office/word/2010/wordprocessingInk" xmlns:wne="http://schemas.microsoft.com/office/word/2006/wordml" xmlns:wps="http://schemas.microsoft.com/office/word/2010/wordprocessingShape" mc:Ignorable="w14 w15 w16se w16cid w16 w16cex w16sdtdh wp14">
   <w:footnote w:type="separator" w:id="-1">
@@ -853,25 +1184,6 @@
     </w:p>
   </w:footnote>
 </w:footnotes>
-</file>
-
-<file path=word/header1.xml><?xml version="1.0" encoding="utf-8"?>
-<w:hdr xmlns:wpc="http://schemas.microsoft.com/office/word/2010/wordprocessingCanvas" xmlns:cx="http://schemas.microsoft.com/office/drawing/2014/chartex" xmlns:cx1="http://schemas.microsoft.com/office/drawing/2015/9/8/chartex" xmlns:cx2="http://schemas.microsoft.com/office/drawing/2015/10/21/chartex" xmlns:cx3="http://schemas.microsoft.com/office/drawing/2016/5/9/chartex" xmlns:cx4="http://schemas.microsoft.com/office/drawing/2016/5/10/chartex" xmlns:cx5="http://schemas.microsoft.com/office/drawing/2016/5/11/chartex" xmlns:cx6="http://schemas.microsoft.com/office/drawing/2016/5/12/chartex" xmlns:cx7="http://schemas.microsoft.com/office/drawing/2016/5/13/chartex" xmlns:cx8="http://schemas.microsoft.com/office/drawing/2016/5/14/chartex" xmlns:mc="http://schemas.openxmlformats.org/markup-compatibility/2006" xmlns:aink="http://schemas.microsoft.com/office/drawing/2016/ink" xmlns:am3d="http://schemas.microsoft.com/office/drawing/2017/model3d" xmlns:o="urn:schemas-microsoft-com:office:office" xmlns:r="http://schemas.openxmlformats.org/officeDocument/2006/relationships" xmlns:m="http://schemas.openxmlformats.org/officeDocument/2006/math" xmlns:v="urn:schemas-microsoft-com:vml" xmlns:wp14="http://schemas.microsoft.com/office/word/2010/wordprocessingDrawing" xmlns:wp="http://schemas.openxmlformats.org/drawingml/2006/wordprocessingDrawing" xmlns:w10="urn:schemas-microsoft-com:office:word" xmlns:w="http://schemas.openxmlformats.org/wordprocessingml/2006/main" xmlns:w14="http://schemas.microsoft.com/office/word/2010/wordml" xmlns:w15="http://schemas.microsoft.com/office/word/2012/wordml" xmlns:w16cex="http://schemas.microsoft.com/office/word/2018/wordml/cex" xmlns:w16cid="http://schemas.microsoft.com/office/word/2016/wordml/cid" xmlns:w16="http://schemas.microsoft.com/office/word/2018/wordml" xmlns:w16sdtdh="http://schemas.microsoft.com/office/word/2020/wordml/sdtdatahash" xmlns:w16se="http://schemas.microsoft.com/office/word/2015/wordml/symex" xmlns:wpg="http://schemas.microsoft.com/office/word/2010/wordprocessingGroup" xmlns:wpi="http://schemas.microsoft.com/office/word/2010/wordprocessingInk" xmlns:wne="http://schemas.microsoft.com/office/word/2006/wordml" xmlns:wps="http://schemas.microsoft.com/office/word/2010/wordprocessingShape" mc:Ignorable="w14 w15 w16se w16cid w16 w16cex w16sdtdh wp14">
-  <w:p>
-    <w:pPr>
-      <w:pStyle w:val="Header"/>
-      <w:rPr>
-        <w:rFonts w:hint="eastAsia"/>
-      </w:rPr>
-    </w:pPr>
-    <w:r>
-      <w:t xml:space="preserve">Chrome </w:t>
-    </w:r>
-    <w:r>
-      <w:t>History &amp; Upload Monitor</w:t>
-    </w:r>
-  </w:p>
-</w:hdr>
 </file>
 
 <file path=word/numbering.xml><?xml version="1.0" encoding="utf-8"?>
@@ -1362,11 +1674,6 @@
     <w:lsdException w:name="Book Title" w:uiPriority="33" w:qFormat="1"/>
     <w:lsdException w:name="Bibliography" w:semiHidden="1" w:uiPriority="37" w:unhideWhenUsed="1"/>
     <w:lsdException w:name="TOC Heading" w:semiHidden="1" w:uiPriority="39" w:unhideWhenUsed="1" w:qFormat="1"/>
-    <w:lsdException w:name="Plain Table 5" w:semiHidden="1" w:unhideWhenUsed="1"/>
-    <w:lsdException w:name="Grid Table Light" w:semiHidden="1" w:unhideWhenUsed="1"/>
-    <w:lsdException w:name="Grid Table 1 Light" w:semiHidden="1" w:unhideWhenUsed="1"/>
-    <w:lsdException w:name="Grid Table 2" w:semiHidden="1" w:unhideWhenUsed="1"/>
-    <w:lsdException w:name="Grid Table 3" w:semiHidden="1" w:unhideWhenUsed="1"/>
     <w:lsdException w:name="Grid Table 4" w:uiPriority="49"/>
     <w:lsdException w:name="Grid Table 5 Dark" w:uiPriority="50"/>
     <w:lsdException w:name="Grid Table 6 Colorful" w:uiPriority="51"/>
@@ -1482,9 +1789,10 @@
     <w:basedOn w:val="Normal"/>
     <w:next w:val="Normal"/>
     <w:link w:val="Heading1Char"/>
+    <w:autoRedefine/>
     <w:uiPriority w:val="9"/>
     <w:qFormat/>
-    <w:rsid w:val="00FC693F"/>
+    <w:rsid w:val="009E4951"/>
     <w:pPr>
       <w:keepNext/>
       <w:keepLines/>
@@ -1495,7 +1803,7 @@
       <w:rFonts w:asciiTheme="majorHAnsi" w:eastAsiaTheme="majorEastAsia" w:hAnsiTheme="majorHAnsi" w:cstheme="majorBidi"/>
       <w:b/>
       <w:bCs/>
-      <w:color w:val="365F91" w:themeColor="accent1" w:themeShade="BF"/>
+      <w:color w:val="000000" w:themeColor="text1"/>
       <w:sz w:val="28"/>
       <w:szCs w:val="28"/>
     </w:rPr>
@@ -1771,12 +2079,12 @@
     <w:basedOn w:val="DefaultParagraphFont"/>
     <w:link w:val="Heading1"/>
     <w:uiPriority w:val="9"/>
-    <w:rsid w:val="00FC693F"/>
+    <w:rsid w:val="009E4951"/>
     <w:rPr>
       <w:rFonts w:asciiTheme="majorHAnsi" w:eastAsiaTheme="majorEastAsia" w:hAnsiTheme="majorHAnsi" w:cstheme="majorBidi"/>
       <w:b/>
       <w:bCs/>
-      <w:color w:val="365F91" w:themeColor="accent1" w:themeShade="BF"/>
+      <w:color w:val="000000" w:themeColor="text1"/>
       <w:sz w:val="28"/>
       <w:szCs w:val="28"/>
     </w:rPr>

--- a/Documentation/Agent-Installation guide.docx
+++ b/Documentation/Agent-Installation guide.docx
@@ -6,6 +6,7 @@
       <w:pPr>
         <w:jc w:val="center"/>
         <w:rPr>
+          <w:rFonts w:hint="eastAsia"/>
           <w:sz w:val="50"/>
           <w:szCs w:val="52"/>
         </w:rPr>
@@ -15,6 +16,7 @@
       <w:pPr>
         <w:jc w:val="center"/>
         <w:rPr>
+          <w:rFonts w:hint="eastAsia"/>
           <w:sz w:val="50"/>
           <w:szCs w:val="52"/>
         </w:rPr>
@@ -45,48 +47,31 @@
       <w:pPr>
         <w:jc w:val="center"/>
         <w:rPr>
-          <w:i/>
-          <w:sz w:val="23"/>
-          <w:szCs w:val="24"/>
-        </w:rPr>
-      </w:pPr>
-      <w:r>
-        <w:rPr>
-          <w:i/>
-          <w:sz w:val="23"/>
-          <w:szCs w:val="24"/>
-        </w:rPr>
-        <w:t xml:space="preserve">Individual PC / normal </w:t>
-      </w:r>
-      <w:proofErr w:type="spellStart"/>
-      <w:r>
-        <w:rPr>
-          <w:i/>
-          <w:sz w:val="23"/>
-          <w:szCs w:val="24"/>
-        </w:rPr>
-        <w:t>Wazuh</w:t>
-      </w:r>
-      <w:proofErr w:type="spellEnd"/>
-      <w:r>
-        <w:rPr>
-          <w:i/>
-          <w:sz w:val="23"/>
-          <w:szCs w:val="24"/>
-        </w:rPr>
-        <w:t xml:space="preserve"> Agent deployment</w:t>
-      </w:r>
-    </w:p>
-    <w:p>
-      <w:pPr>
-        <w:jc w:val="center"/>
-        <w:rPr>
           <w:rFonts w:hint="eastAsia"/>
           <w:i/>
           <w:sz w:val="23"/>
           <w:szCs w:val="24"/>
         </w:rPr>
       </w:pPr>
+      <w:r>
+        <w:rPr>
+          <w:i/>
+          <w:sz w:val="23"/>
+          <w:szCs w:val="24"/>
+        </w:rPr>
+        <w:t>Individual PC / normal Wazuh Agent deployment</w:t>
+      </w:r>
+    </w:p>
+    <w:p>
+      <w:pPr>
+        <w:jc w:val="center"/>
+        <w:rPr>
+          <w:rFonts w:hint="eastAsia"/>
+          <w:i/>
+          <w:sz w:val="23"/>
+          <w:szCs w:val="24"/>
+        </w:rPr>
+      </w:pPr>
     </w:p>
     <w:p>
       <w:pPr>
@@ -146,7 +131,13 @@
         <w:tab/>
       </w:r>
     </w:p>
-    <w:p/>
+    <w:p>
+      <w:pPr>
+        <w:rPr>
+          <w:rFonts w:hint="eastAsia"/>
+        </w:rPr>
+      </w:pPr>
+    </w:p>
     <w:tbl>
       <w:tblPr>
         <w:tblStyle w:val="TableGrid"/>
@@ -557,127 +548,389 @@
     </w:p>
     <w:p>
       <w:pPr>
-        <w:ind w:left="360"/>
+        <w:pStyle w:val="NoSpacing"/>
         <w:rPr>
           <w:rFonts w:hint="eastAsia"/>
-          <w:sz w:val="23"/>
-          <w:szCs w:val="24"/>
-        </w:rPr>
-      </w:pPr>
+        </w:rPr>
+      </w:pPr>
+      <w:proofErr w:type="spellStart"/>
       <w:r>
         <w:rPr>
-          <w:rFonts w:ascii="Consolas" w:hAnsi="Consolas"/>
-          <w:sz w:val="18"/>
-          <w:szCs w:val="24"/>
-        </w:rPr>
-        <w:t>ChromeHistory&amp;UploadMonitor\</w:t>
+          <w:rFonts w:hint="eastAsia"/>
+        </w:rPr>
+        <w:t>ChromeHistory&amp;UploadMonitor</w:t>
       </w:r>
+      <w:proofErr w:type="spellEnd"/>
       <w:r>
         <w:rPr>
-          <w:rFonts w:ascii="Consolas" w:hAnsi="Consolas"/>
-          <w:sz w:val="18"/>
-          <w:szCs w:val="24"/>
-        </w:rPr>
-        <w:br/>
-        <w:t>├── install.ps1</w:t>
-      </w:r>
-      <w:r>
-        <w:rPr>
-          <w:rFonts w:ascii="Consolas" w:hAnsi="Consolas"/>
-          <w:sz w:val="18"/>
-          <w:szCs w:val="24"/>
-        </w:rPr>
-        <w:br/>
-        <w:t>├── uninstall.ps1</w:t>
-      </w:r>
-      <w:r>
-        <w:rPr>
-          <w:rFonts w:ascii="Consolas" w:hAnsi="Consolas"/>
-          <w:sz w:val="18"/>
-          <w:szCs w:val="24"/>
-        </w:rPr>
-        <w:br/>
-        <w:t>├── collector.ps1</w:t>
-      </w:r>
-      <w:r>
-        <w:rPr>
-          <w:rFonts w:ascii="Consolas" w:hAnsi="Consolas"/>
-          <w:sz w:val="18"/>
-          <w:szCs w:val="24"/>
-        </w:rPr>
-        <w:br/>
-        <w:t>├── receiver.ps1</w:t>
-      </w:r>
-      <w:r>
-        <w:rPr>
-          <w:rFonts w:ascii="Consolas" w:hAnsi="Consolas"/>
-          <w:sz w:val="18"/>
-          <w:szCs w:val="24"/>
-        </w:rPr>
-        <w:br/>
-        <w:t>├── sqlite3.exe</w:t>
-      </w:r>
-      <w:r>
-        <w:rPr>
-          <w:rFonts w:ascii="Consolas" w:hAnsi="Consolas"/>
-          <w:sz w:val="18"/>
-          <w:szCs w:val="24"/>
-        </w:rPr>
-        <w:br/>
-        <w:t>├── ChromeUploadDetectorService.exe</w:t>
-      </w:r>
-      <w:r>
-        <w:rPr>
-          <w:rFonts w:ascii="Consolas" w:hAnsi="Consolas"/>
-          <w:sz w:val="18"/>
-          <w:szCs w:val="24"/>
-        </w:rPr>
-        <w:br/>
-        <w:t>└── ChromeUploadDetector-MVP\</w:t>
-      </w:r>
-      <w:r>
-        <w:rPr>
-          <w:rFonts w:ascii="Consolas" w:hAnsi="Consolas"/>
-          <w:sz w:val="18"/>
-          <w:szCs w:val="24"/>
-        </w:rPr>
-        <w:br/>
-        <w:t xml:space="preserve">    └── ChromeUploadDetector-MVP\  # extension files</w:t>
+          <w:rFonts w:hint="eastAsia"/>
+        </w:rPr>
+        <w:t>\</w:t>
       </w:r>
     </w:p>
     <w:p>
       <w:pPr>
-        <w:pStyle w:val="Heading1"/>
-        <w:rPr>
-          <w:sz w:val="32"/>
-          <w:szCs w:val="32"/>
+        <w:pStyle w:val="NoSpacing"/>
+        <w:rPr>
+          <w:rFonts w:hint="eastAsia"/>
         </w:rPr>
       </w:pPr>
       <w:r>
         <w:rPr>
-          <w:sz w:val="32"/>
-          <w:szCs w:val="32"/>
-        </w:rPr>
-        <w:t xml:space="preserve">4. </w:t>
+          <w:rFonts w:hint="eastAsia"/>
+        </w:rPr>
+        <w:t>│</w:t>
+      </w:r>
+    </w:p>
+    <w:p>
+      <w:pPr>
+        <w:pStyle w:val="NoSpacing"/>
+        <w:rPr>
+          <w:rFonts w:hint="eastAsia"/>
+        </w:rPr>
+      </w:pPr>
+      <w:r>
+        <w:rPr>
+          <w:rFonts w:hint="eastAsia"/>
+        </w:rPr>
+        <w:t>├──</w:t>
+      </w:r>
+      <w:r>
+        <w:rPr>
+          <w:rFonts w:hint="eastAsia"/>
+        </w:rPr>
+        <w:t xml:space="preserve"> install.ps1</w:t>
+      </w:r>
+    </w:p>
+    <w:p>
+      <w:pPr>
+        <w:pStyle w:val="NoSpacing"/>
+        <w:rPr>
+          <w:rFonts w:hint="eastAsia"/>
+        </w:rPr>
+      </w:pPr>
+      <w:r>
+        <w:rPr>
+          <w:rFonts w:hint="eastAsia"/>
+        </w:rPr>
+        <w:t>├──</w:t>
+      </w:r>
+      <w:r>
+        <w:rPr>
+          <w:rFonts w:hint="eastAsia"/>
+        </w:rPr>
+        <w:t xml:space="preserve"> install-upload-only.ps1</w:t>
+      </w:r>
+    </w:p>
+    <w:p>
+      <w:pPr>
+        <w:pStyle w:val="NoSpacing"/>
+        <w:rPr>
+          <w:rFonts w:hint="eastAsia"/>
+        </w:rPr>
+      </w:pPr>
+      <w:r>
+        <w:rPr>
+          <w:rFonts w:hint="eastAsia"/>
+        </w:rPr>
+        <w:t>├──</w:t>
+      </w:r>
+      <w:r>
+        <w:rPr>
+          <w:rFonts w:hint="eastAsia"/>
+        </w:rPr>
+        <w:t xml:space="preserve"> uninstall.ps1</w:t>
+      </w:r>
+    </w:p>
+    <w:p>
+      <w:pPr>
+        <w:pStyle w:val="NoSpacing"/>
+        <w:rPr>
+          <w:rFonts w:hint="eastAsia"/>
+        </w:rPr>
+      </w:pPr>
+      <w:r>
+        <w:rPr>
+          <w:rFonts w:hint="eastAsia"/>
+        </w:rPr>
+        <w:t>│</w:t>
+      </w:r>
+    </w:p>
+    <w:p>
+      <w:pPr>
+        <w:pStyle w:val="NoSpacing"/>
+        <w:rPr>
+          <w:rFonts w:hint="eastAsia"/>
+        </w:rPr>
+      </w:pPr>
+      <w:r>
+        <w:rPr>
+          <w:rFonts w:hint="eastAsia"/>
+        </w:rPr>
+        <w:t>├──</w:t>
+      </w:r>
+      <w:r>
+        <w:rPr>
+          <w:rFonts w:hint="eastAsia"/>
+        </w:rPr>
+        <w:t xml:space="preserve"> collector.ps1</w:t>
+      </w:r>
+    </w:p>
+    <w:p>
+      <w:pPr>
+        <w:pStyle w:val="NoSpacing"/>
+        <w:rPr>
+          <w:rFonts w:hint="eastAsia"/>
+        </w:rPr>
+      </w:pPr>
+      <w:r>
+        <w:rPr>
+          <w:rFonts w:hint="eastAsia"/>
+        </w:rPr>
+        <w:t>├──</w:t>
+      </w:r>
+      <w:r>
+        <w:rPr>
+          <w:rFonts w:hint="eastAsia"/>
+        </w:rPr>
+        <w:t xml:space="preserve"> receiver.ps1</w:t>
+      </w:r>
+    </w:p>
+    <w:p>
+      <w:pPr>
+        <w:pStyle w:val="NoSpacing"/>
+        <w:rPr>
+          <w:rFonts w:hint="eastAsia"/>
+        </w:rPr>
+      </w:pPr>
+      <w:r>
+        <w:rPr>
+          <w:rFonts w:hint="eastAsia"/>
+        </w:rPr>
+        <w:t>│</w:t>
+      </w:r>
+    </w:p>
+    <w:p>
+      <w:pPr>
+        <w:pStyle w:val="NoSpacing"/>
+        <w:rPr>
+          <w:rFonts w:hint="eastAsia"/>
+        </w:rPr>
+      </w:pPr>
+      <w:r>
+        <w:rPr>
+          <w:rFonts w:hint="eastAsia"/>
+        </w:rPr>
+        <w:t>├──</w:t>
+      </w:r>
+      <w:r>
+        <w:rPr>
+          <w:rFonts w:hint="eastAsia"/>
+        </w:rPr>
+        <w:t xml:space="preserve"> ChromeHistoryService.exe</w:t>
+      </w:r>
+    </w:p>
+    <w:p>
+      <w:pPr>
+        <w:pStyle w:val="NoSpacing"/>
+        <w:rPr>
+          <w:rFonts w:hint="eastAsia"/>
+        </w:rPr>
+      </w:pPr>
+      <w:r>
+        <w:rPr>
+          <w:rFonts w:hint="eastAsia"/>
+        </w:rPr>
+        <w:t>├──</w:t>
+      </w:r>
+      <w:r>
+        <w:rPr>
+          <w:rFonts w:hint="eastAsia"/>
+        </w:rPr>
+        <w:t xml:space="preserve"> ChromeUploadDetectorService.exe</w:t>
+      </w:r>
+    </w:p>
+    <w:p>
+      <w:pPr>
+        <w:pStyle w:val="NoSpacing"/>
+        <w:rPr>
+          <w:rFonts w:hint="eastAsia"/>
+        </w:rPr>
+      </w:pPr>
+      <w:r>
+        <w:rPr>
+          <w:rFonts w:hint="eastAsia"/>
+        </w:rPr>
+        <w:t>├──</w:t>
+      </w:r>
+      <w:r>
+        <w:rPr>
+          <w:rFonts w:hint="eastAsia"/>
+        </w:rPr>
+        <w:t xml:space="preserve"> sqlite3.exe</w:t>
+      </w:r>
+    </w:p>
+    <w:p>
+      <w:pPr>
+        <w:pStyle w:val="NoSpacing"/>
+        <w:rPr>
+          <w:rFonts w:hint="eastAsia"/>
+        </w:rPr>
+      </w:pPr>
+      <w:r>
+        <w:rPr>
+          <w:rFonts w:hint="eastAsia"/>
+        </w:rPr>
+        <w:t>│</w:t>
+      </w:r>
+    </w:p>
+    <w:p>
+      <w:pPr>
+        <w:pStyle w:val="NoSpacing"/>
+        <w:rPr>
+          <w:rFonts w:hint="eastAsia"/>
+        </w:rPr>
+      </w:pPr>
+      <w:r>
+        <w:rPr>
+          <w:rFonts w:hint="eastAsia"/>
+        </w:rPr>
+        <w:t>└──</w:t>
+      </w:r>
+      <w:r>
+        <w:rPr>
+          <w:rFonts w:hint="eastAsia"/>
+        </w:rPr>
+        <w:t xml:space="preserve"> </w:t>
       </w:r>
       <w:proofErr w:type="spellStart"/>
       <w:r>
         <w:rPr>
-          <w:sz w:val="32"/>
-          <w:szCs w:val="32"/>
-        </w:rPr>
-        <w:t>Wazuh</w:t>
+          <w:rFonts w:hint="eastAsia"/>
+        </w:rPr>
+        <w:t>ChromeUploadDetector</w:t>
       </w:r>
       <w:proofErr w:type="spellEnd"/>
       <w:r>
         <w:rPr>
+          <w:rFonts w:hint="eastAsia"/>
+        </w:rPr>
+        <w:t>-MVP\</w:t>
+      </w:r>
+    </w:p>
+    <w:p>
+      <w:pPr>
+        <w:pStyle w:val="NoSpacing"/>
+        <w:rPr>
+          <w:rFonts w:hint="eastAsia"/>
+        </w:rPr>
+      </w:pPr>
+      <w:r>
+        <w:rPr>
+          <w:rFonts w:hint="eastAsia"/>
+        </w:rPr>
+        <w:t xml:space="preserve">    </w:t>
+      </w:r>
+      <w:r>
+        <w:rPr>
+          <w:rFonts w:hint="eastAsia"/>
+        </w:rPr>
+        <w:t>├──</w:t>
+      </w:r>
+      <w:r>
+        <w:rPr>
+          <w:rFonts w:hint="eastAsia"/>
+        </w:rPr>
+        <w:t xml:space="preserve"> </w:t>
+      </w:r>
+      <w:proofErr w:type="spellStart"/>
+      <w:proofErr w:type="gramStart"/>
+      <w:r>
+        <w:rPr>
+          <w:rFonts w:hint="eastAsia"/>
+        </w:rPr>
+        <w:t>manifest.json</w:t>
+      </w:r>
+      <w:proofErr w:type="spellEnd"/>
+      <w:proofErr w:type="gramEnd"/>
+    </w:p>
+    <w:p>
+      <w:pPr>
+        <w:pStyle w:val="NoSpacing"/>
+        <w:rPr>
+          <w:rFonts w:hint="eastAsia"/>
+        </w:rPr>
+      </w:pPr>
+      <w:r>
+        <w:rPr>
+          <w:rFonts w:hint="eastAsia"/>
+        </w:rPr>
+        <w:t xml:space="preserve">    </w:t>
+      </w:r>
+      <w:r>
+        <w:rPr>
+          <w:rFonts w:hint="eastAsia"/>
+        </w:rPr>
+        <w:t>├──</w:t>
+      </w:r>
+      <w:r>
+        <w:rPr>
+          <w:rFonts w:hint="eastAsia"/>
+        </w:rPr>
+        <w:t xml:space="preserve"> background.js</w:t>
+      </w:r>
+    </w:p>
+    <w:p>
+      <w:pPr>
+        <w:pStyle w:val="NoSpacing"/>
+        <w:rPr>
+          <w:b/>
+          <w:bCs/>
+        </w:rPr>
+      </w:pPr>
+      <w:r>
+        <w:rPr>
+          <w:rFonts w:hint="eastAsia"/>
+        </w:rPr>
+        <w:t xml:space="preserve">    </w:t>
+      </w:r>
+      <w:r>
+        <w:rPr>
+          <w:rFonts w:hint="eastAsia"/>
+        </w:rPr>
+        <w:t>└──</w:t>
+      </w:r>
+      <w:r>
+        <w:rPr>
+          <w:rFonts w:hint="eastAsia"/>
+        </w:rPr>
+        <w:t xml:space="preserve"> content.js</w:t>
+      </w:r>
+    </w:p>
+    <w:p>
+      <w:pPr>
+        <w:pStyle w:val="Heading1"/>
+        <w:rPr>
           <w:sz w:val="32"/>
           <w:szCs w:val="32"/>
         </w:rPr>
-        <w:t xml:space="preserve"> Agent</w:t>
+      </w:pPr>
+      <w:r>
+        <w:rPr>
+          <w:sz w:val="32"/>
+          <w:szCs w:val="32"/>
+        </w:rPr>
+        <w:lastRenderedPageBreak/>
+        <w:t>4. Wazuh Agent</w:t>
       </w:r>
     </w:p>
-    <w:p/>
+    <w:p>
+      <w:pPr>
+        <w:rPr>
+          <w:rFonts w:hint="eastAsia"/>
+        </w:rPr>
+      </w:pPr>
+    </w:p>
     <w:p>
       <w:pPr>
         <w:rPr>
@@ -728,7 +981,6 @@
           <w:sz w:val="32"/>
           <w:szCs w:val="32"/>
         </w:rPr>
-        <w:lastRenderedPageBreak/>
         <w:t>5. Monitor Installation</w:t>
       </w:r>
       <w:r>
@@ -739,23 +991,76 @@
         <w:tab/>
       </w:r>
     </w:p>
-    <w:p/>
     <w:p>
       <w:pPr>
-        <w:ind w:left="360"/>
         <w:rPr>
           <w:rFonts w:hint="eastAsia"/>
-          <w:sz w:val="23"/>
+        </w:rPr>
+      </w:pPr>
+    </w:p>
+    <w:p>
+      <w:pPr>
+        <w:pStyle w:val="Heading2"/>
+      </w:pPr>
+      <w:r>
+        <w:t xml:space="preserve">5.1 </w:t>
+      </w:r>
+      <w:r>
+        <w:t xml:space="preserve">Complete Installation – Critical Systems </w:t>
+      </w:r>
+    </w:p>
+    <w:p>
+      <w:pPr>
+        <w:spacing w:before="100" w:beforeAutospacing="1" w:after="100" w:afterAutospacing="1" w:line="240" w:lineRule="auto"/>
+        <w:rPr>
+          <w:rFonts w:ascii="Times New Roman" w:eastAsia="Times New Roman" w:hAnsi="Times New Roman" w:cs="Times New Roman"/>
+          <w:sz w:val="24"/>
           <w:szCs w:val="24"/>
         </w:rPr>
       </w:pPr>
       <w:r>
+        <w:rPr>
+          <w:rFonts w:ascii="Times New Roman" w:eastAsia="Times New Roman" w:hAnsi="Times New Roman" w:cs="Times New Roman"/>
+          <w:sz w:val="24"/>
+          <w:szCs w:val="24"/>
+        </w:rPr>
+        <w:t>Purpose: Installs Chrome history monitoring and Chrome upload/paste detection.</w:t>
+      </w:r>
+    </w:p>
+    <w:p>
+      <w:pPr>
+        <w:spacing w:before="100" w:beforeAutospacing="1" w:after="100" w:afterAutospacing="1" w:line="240" w:lineRule="auto"/>
         <w:rPr>
           <w:rFonts w:ascii="Consolas" w:hAnsi="Consolas"/>
           <w:sz w:val="18"/>
           <w:szCs w:val="24"/>
         </w:rPr>
-        <w:t>Set-ExecutionPolicy Bypass -Scope Process</w:t>
+      </w:pPr>
+      <w:r>
+        <w:rPr>
+          <w:rFonts w:ascii="Consolas" w:hAnsi="Consolas"/>
+          <w:sz w:val="18"/>
+          <w:szCs w:val="24"/>
+        </w:rPr>
+        <w:t>Set-</w:t>
+      </w:r>
+      <w:proofErr w:type="spellStart"/>
+      <w:r>
+        <w:rPr>
+          <w:rFonts w:ascii="Consolas" w:hAnsi="Consolas"/>
+          <w:sz w:val="18"/>
+          <w:szCs w:val="24"/>
+        </w:rPr>
+        <w:t>ExecutionPolicy</w:t>
+      </w:r>
+      <w:proofErr w:type="spellEnd"/>
+      <w:r>
+        <w:rPr>
+          <w:rFonts w:ascii="Consolas" w:hAnsi="Consolas"/>
+          <w:sz w:val="18"/>
+          <w:szCs w:val="24"/>
+        </w:rPr>
+        <w:t xml:space="preserve"> Bypass -Scope Process</w:t>
       </w:r>
       <w:r>
         <w:rPr>
@@ -769,18 +1074,76 @@
     </w:p>
     <w:p>
       <w:pPr>
-        <w:rPr>
-          <w:rFonts w:hint="eastAsia"/>
-          <w:sz w:val="23"/>
+        <w:pStyle w:val="Heading2"/>
+      </w:pPr>
+      <w:r>
+        <w:t xml:space="preserve">5.2 </w:t>
+      </w:r>
+      <w:r>
+        <w:t xml:space="preserve">Upload Detection Only – Normal Systems </w:t>
+      </w:r>
+    </w:p>
+    <w:p>
+      <w:pPr>
+        <w:spacing w:before="100" w:beforeAutospacing="1" w:after="100" w:afterAutospacing="1" w:line="240" w:lineRule="auto"/>
+        <w:rPr>
+          <w:rFonts w:ascii="Times New Roman" w:eastAsia="Times New Roman" w:hAnsi="Times New Roman" w:cs="Times New Roman"/>
+          <w:sz w:val="24"/>
           <w:szCs w:val="24"/>
         </w:rPr>
       </w:pPr>
       <w:r>
         <w:rPr>
-          <w:sz w:val="23"/>
+          <w:rFonts w:ascii="Times New Roman" w:eastAsia="Times New Roman" w:hAnsi="Times New Roman" w:cs="Times New Roman"/>
+          <w:sz w:val="24"/>
           <w:szCs w:val="24"/>
         </w:rPr>
-        <w:t>The installer creates C:\ProgramData\ChromeHistoryMonitor, installs the collector/receiver/service/SQLite, copies ChromeUploadDetector-MVP, validates collector syntax, creates the multi-user history task, creates the upload service, and verifies both components.</w:t>
+        <w:t>Purpose: Installs only Chrome upload and paste detection.</w:t>
+      </w:r>
+    </w:p>
+    <w:p>
+      <w:pPr>
+        <w:spacing w:before="100" w:beforeAutospacing="1" w:after="100" w:afterAutospacing="1" w:line="240" w:lineRule="auto"/>
+        <w:rPr>
+          <w:rFonts w:ascii="Consolas" w:hAnsi="Consolas"/>
+          <w:sz w:val="18"/>
+          <w:szCs w:val="24"/>
+        </w:rPr>
+      </w:pPr>
+      <w:r>
+        <w:rPr>
+          <w:rFonts w:ascii="Consolas" w:hAnsi="Consolas"/>
+          <w:sz w:val="18"/>
+          <w:szCs w:val="24"/>
+        </w:rPr>
+        <w:t>Set-</w:t>
+      </w:r>
+      <w:proofErr w:type="spellStart"/>
+      <w:r>
+        <w:rPr>
+          <w:rFonts w:ascii="Consolas" w:hAnsi="Consolas"/>
+          <w:sz w:val="18"/>
+          <w:szCs w:val="24"/>
+        </w:rPr>
+        <w:t>ExecutionPolicy</w:t>
+      </w:r>
+      <w:proofErr w:type="spellEnd"/>
+      <w:r>
+        <w:rPr>
+          <w:rFonts w:ascii="Consolas" w:hAnsi="Consolas"/>
+          <w:sz w:val="18"/>
+          <w:szCs w:val="24"/>
+        </w:rPr>
+        <w:t xml:space="preserve"> Bypass -Scope Process</w:t>
+      </w:r>
+      <w:r>
+        <w:rPr>
+          <w:rFonts w:ascii="Consolas" w:hAnsi="Consolas"/>
+          <w:sz w:val="18"/>
+          <w:szCs w:val="24"/>
+        </w:rPr>
+        <w:br/>
+        <w:t>.\install-upload-only.ps1</w:t>
       </w:r>
     </w:p>
     <w:p>
@@ -865,7 +1228,13 @@
         <w:t>7. Verify</w:t>
       </w:r>
     </w:p>
-    <w:p/>
+    <w:p>
+      <w:pPr>
+        <w:rPr>
+          <w:rFonts w:hint="eastAsia"/>
+        </w:rPr>
+      </w:pPr>
+    </w:p>
     <w:p>
       <w:pPr>
         <w:ind w:left="360"/>
@@ -970,6 +1339,7 @@
           <w:sz w:val="32"/>
           <w:szCs w:val="32"/>
         </w:rPr>
+        <w:lastRenderedPageBreak/>
         <w:t>9. Multi-user Test</w:t>
       </w:r>
       <w:r>
@@ -1357,6 +1727,345 @@
       <w:rPr>
         <w:rFonts w:ascii="Symbol" w:hAnsi="Symbol" w:hint="default"/>
       </w:rPr>
+    </w:lvl>
+  </w:abstractNum>
+  <w:abstractNum w:abstractNumId="9" w15:restartNumberingAfterBreak="0">
+    <w:nsid w:val="24EE6EDB"/>
+    <w:multiLevelType w:val="multilevel"/>
+    <w:tmpl w:val="4380D346"/>
+    <w:lvl w:ilvl="0">
+      <w:start w:val="5"/>
+      <w:numFmt w:val="decimal"/>
+      <w:lvlText w:val="%1"/>
+      <w:lvlJc w:val="left"/>
+      <w:pPr>
+        <w:ind w:left="360" w:hanging="360"/>
+      </w:pPr>
+      <w:rPr>
+        <w:rFonts w:hint="default"/>
+      </w:rPr>
+    </w:lvl>
+    <w:lvl w:ilvl="1">
+      <w:start w:val="1"/>
+      <w:numFmt w:val="decimal"/>
+      <w:lvlText w:val="%1.%2"/>
+      <w:lvlJc w:val="left"/>
+      <w:pPr>
+        <w:ind w:left="360" w:hanging="360"/>
+      </w:pPr>
+      <w:rPr>
+        <w:rFonts w:hint="default"/>
+      </w:rPr>
+    </w:lvl>
+    <w:lvl w:ilvl="2">
+      <w:start w:val="1"/>
+      <w:numFmt w:val="decimal"/>
+      <w:lvlText w:val="%1.%2.%3"/>
+      <w:lvlJc w:val="left"/>
+      <w:pPr>
+        <w:ind w:left="720" w:hanging="720"/>
+      </w:pPr>
+      <w:rPr>
+        <w:rFonts w:hint="default"/>
+      </w:rPr>
+    </w:lvl>
+    <w:lvl w:ilvl="3">
+      <w:start w:val="1"/>
+      <w:numFmt w:val="decimal"/>
+      <w:lvlText w:val="%1.%2.%3.%4"/>
+      <w:lvlJc w:val="left"/>
+      <w:pPr>
+        <w:ind w:left="720" w:hanging="720"/>
+      </w:pPr>
+      <w:rPr>
+        <w:rFonts w:hint="default"/>
+      </w:rPr>
+    </w:lvl>
+    <w:lvl w:ilvl="4">
+      <w:start w:val="1"/>
+      <w:numFmt w:val="decimal"/>
+      <w:lvlText w:val="%1.%2.%3.%4.%5"/>
+      <w:lvlJc w:val="left"/>
+      <w:pPr>
+        <w:ind w:left="1080" w:hanging="1080"/>
+      </w:pPr>
+      <w:rPr>
+        <w:rFonts w:hint="default"/>
+      </w:rPr>
+    </w:lvl>
+    <w:lvl w:ilvl="5">
+      <w:start w:val="1"/>
+      <w:numFmt w:val="decimal"/>
+      <w:lvlText w:val="%1.%2.%3.%4.%5.%6"/>
+      <w:lvlJc w:val="left"/>
+      <w:pPr>
+        <w:ind w:left="1080" w:hanging="1080"/>
+      </w:pPr>
+      <w:rPr>
+        <w:rFonts w:hint="default"/>
+      </w:rPr>
+    </w:lvl>
+    <w:lvl w:ilvl="6">
+      <w:start w:val="1"/>
+      <w:numFmt w:val="decimal"/>
+      <w:lvlText w:val="%1.%2.%3.%4.%5.%6.%7"/>
+      <w:lvlJc w:val="left"/>
+      <w:pPr>
+        <w:ind w:left="1440" w:hanging="1440"/>
+      </w:pPr>
+      <w:rPr>
+        <w:rFonts w:hint="default"/>
+      </w:rPr>
+    </w:lvl>
+    <w:lvl w:ilvl="7">
+      <w:start w:val="1"/>
+      <w:numFmt w:val="decimal"/>
+      <w:lvlText w:val="%1.%2.%3.%4.%5.%6.%7.%8"/>
+      <w:lvlJc w:val="left"/>
+      <w:pPr>
+        <w:ind w:left="1440" w:hanging="1440"/>
+      </w:pPr>
+      <w:rPr>
+        <w:rFonts w:hint="default"/>
+      </w:rPr>
+    </w:lvl>
+    <w:lvl w:ilvl="8">
+      <w:start w:val="1"/>
+      <w:numFmt w:val="decimal"/>
+      <w:lvlText w:val="%1.%2.%3.%4.%5.%6.%7.%8.%9"/>
+      <w:lvlJc w:val="left"/>
+      <w:pPr>
+        <w:ind w:left="1800" w:hanging="1800"/>
+      </w:pPr>
+      <w:rPr>
+        <w:rFonts w:hint="default"/>
+      </w:rPr>
+    </w:lvl>
+  </w:abstractNum>
+  <w:abstractNum w:abstractNumId="10" w15:restartNumberingAfterBreak="0">
+    <w:nsid w:val="3F78256D"/>
+    <w:multiLevelType w:val="multilevel"/>
+    <w:tmpl w:val="06705E6C"/>
+    <w:lvl w:ilvl="0">
+      <w:start w:val="2"/>
+      <w:numFmt w:val="decimal"/>
+      <w:lvlText w:val="%1."/>
+      <w:lvlJc w:val="left"/>
+      <w:pPr>
+        <w:tabs>
+          <w:tab w:val="num" w:pos="720"/>
+        </w:tabs>
+        <w:ind w:left="720" w:hanging="360"/>
+      </w:pPr>
+    </w:lvl>
+    <w:lvl w:ilvl="1" w:tentative="1">
+      <w:start w:val="1"/>
+      <w:numFmt w:val="decimal"/>
+      <w:lvlText w:val="%2."/>
+      <w:lvlJc w:val="left"/>
+      <w:pPr>
+        <w:tabs>
+          <w:tab w:val="num" w:pos="1440"/>
+        </w:tabs>
+        <w:ind w:left="1440" w:hanging="360"/>
+      </w:pPr>
+    </w:lvl>
+    <w:lvl w:ilvl="2" w:tentative="1">
+      <w:start w:val="1"/>
+      <w:numFmt w:val="decimal"/>
+      <w:lvlText w:val="%3."/>
+      <w:lvlJc w:val="left"/>
+      <w:pPr>
+        <w:tabs>
+          <w:tab w:val="num" w:pos="2160"/>
+        </w:tabs>
+        <w:ind w:left="2160" w:hanging="360"/>
+      </w:pPr>
+    </w:lvl>
+    <w:lvl w:ilvl="3" w:tentative="1">
+      <w:start w:val="1"/>
+      <w:numFmt w:val="decimal"/>
+      <w:lvlText w:val="%4."/>
+      <w:lvlJc w:val="left"/>
+      <w:pPr>
+        <w:tabs>
+          <w:tab w:val="num" w:pos="2880"/>
+        </w:tabs>
+        <w:ind w:left="2880" w:hanging="360"/>
+      </w:pPr>
+    </w:lvl>
+    <w:lvl w:ilvl="4" w:tentative="1">
+      <w:start w:val="1"/>
+      <w:numFmt w:val="decimal"/>
+      <w:lvlText w:val="%5."/>
+      <w:lvlJc w:val="left"/>
+      <w:pPr>
+        <w:tabs>
+          <w:tab w:val="num" w:pos="3600"/>
+        </w:tabs>
+        <w:ind w:left="3600" w:hanging="360"/>
+      </w:pPr>
+    </w:lvl>
+    <w:lvl w:ilvl="5" w:tentative="1">
+      <w:start w:val="1"/>
+      <w:numFmt w:val="decimal"/>
+      <w:lvlText w:val="%6."/>
+      <w:lvlJc w:val="left"/>
+      <w:pPr>
+        <w:tabs>
+          <w:tab w:val="num" w:pos="4320"/>
+        </w:tabs>
+        <w:ind w:left="4320" w:hanging="360"/>
+      </w:pPr>
+    </w:lvl>
+    <w:lvl w:ilvl="6" w:tentative="1">
+      <w:start w:val="1"/>
+      <w:numFmt w:val="decimal"/>
+      <w:lvlText w:val="%7."/>
+      <w:lvlJc w:val="left"/>
+      <w:pPr>
+        <w:tabs>
+          <w:tab w:val="num" w:pos="5040"/>
+        </w:tabs>
+        <w:ind w:left="5040" w:hanging="360"/>
+      </w:pPr>
+    </w:lvl>
+    <w:lvl w:ilvl="7" w:tentative="1">
+      <w:start w:val="1"/>
+      <w:numFmt w:val="decimal"/>
+      <w:lvlText w:val="%8."/>
+      <w:lvlJc w:val="left"/>
+      <w:pPr>
+        <w:tabs>
+          <w:tab w:val="num" w:pos="5760"/>
+        </w:tabs>
+        <w:ind w:left="5760" w:hanging="360"/>
+      </w:pPr>
+    </w:lvl>
+    <w:lvl w:ilvl="8" w:tentative="1">
+      <w:start w:val="1"/>
+      <w:numFmt w:val="decimal"/>
+      <w:lvlText w:val="%9."/>
+      <w:lvlJc w:val="left"/>
+      <w:pPr>
+        <w:tabs>
+          <w:tab w:val="num" w:pos="6480"/>
+        </w:tabs>
+        <w:ind w:left="6480" w:hanging="360"/>
+      </w:pPr>
+    </w:lvl>
+  </w:abstractNum>
+  <w:abstractNum w:abstractNumId="11" w15:restartNumberingAfterBreak="0">
+    <w:nsid w:val="5FC135CF"/>
+    <w:multiLevelType w:val="multilevel"/>
+    <w:tmpl w:val="F82AE4EA"/>
+    <w:lvl w:ilvl="0">
+      <w:start w:val="1"/>
+      <w:numFmt w:val="decimal"/>
+      <w:lvlText w:val="%1."/>
+      <w:lvlJc w:val="left"/>
+      <w:pPr>
+        <w:tabs>
+          <w:tab w:val="num" w:pos="720"/>
+        </w:tabs>
+        <w:ind w:left="720" w:hanging="360"/>
+      </w:pPr>
+    </w:lvl>
+    <w:lvl w:ilvl="1" w:tentative="1">
+      <w:start w:val="1"/>
+      <w:numFmt w:val="decimal"/>
+      <w:lvlText w:val="%2."/>
+      <w:lvlJc w:val="left"/>
+      <w:pPr>
+        <w:tabs>
+          <w:tab w:val="num" w:pos="1440"/>
+        </w:tabs>
+        <w:ind w:left="1440" w:hanging="360"/>
+      </w:pPr>
+    </w:lvl>
+    <w:lvl w:ilvl="2" w:tentative="1">
+      <w:start w:val="1"/>
+      <w:numFmt w:val="decimal"/>
+      <w:lvlText w:val="%3."/>
+      <w:lvlJc w:val="left"/>
+      <w:pPr>
+        <w:tabs>
+          <w:tab w:val="num" w:pos="2160"/>
+        </w:tabs>
+        <w:ind w:left="2160" w:hanging="360"/>
+      </w:pPr>
+    </w:lvl>
+    <w:lvl w:ilvl="3" w:tentative="1">
+      <w:start w:val="1"/>
+      <w:numFmt w:val="decimal"/>
+      <w:lvlText w:val="%4."/>
+      <w:lvlJc w:val="left"/>
+      <w:pPr>
+        <w:tabs>
+          <w:tab w:val="num" w:pos="2880"/>
+        </w:tabs>
+        <w:ind w:left="2880" w:hanging="360"/>
+      </w:pPr>
+    </w:lvl>
+    <w:lvl w:ilvl="4" w:tentative="1">
+      <w:start w:val="1"/>
+      <w:numFmt w:val="decimal"/>
+      <w:lvlText w:val="%5."/>
+      <w:lvlJc w:val="left"/>
+      <w:pPr>
+        <w:tabs>
+          <w:tab w:val="num" w:pos="3600"/>
+        </w:tabs>
+        <w:ind w:left="3600" w:hanging="360"/>
+      </w:pPr>
+    </w:lvl>
+    <w:lvl w:ilvl="5" w:tentative="1">
+      <w:start w:val="1"/>
+      <w:numFmt w:val="decimal"/>
+      <w:lvlText w:val="%6."/>
+      <w:lvlJc w:val="left"/>
+      <w:pPr>
+        <w:tabs>
+          <w:tab w:val="num" w:pos="4320"/>
+        </w:tabs>
+        <w:ind w:left="4320" w:hanging="360"/>
+      </w:pPr>
+    </w:lvl>
+    <w:lvl w:ilvl="6" w:tentative="1">
+      <w:start w:val="1"/>
+      <w:numFmt w:val="decimal"/>
+      <w:lvlText w:val="%7."/>
+      <w:lvlJc w:val="left"/>
+      <w:pPr>
+        <w:tabs>
+          <w:tab w:val="num" w:pos="5040"/>
+        </w:tabs>
+        <w:ind w:left="5040" w:hanging="360"/>
+      </w:pPr>
+    </w:lvl>
+    <w:lvl w:ilvl="7" w:tentative="1">
+      <w:start w:val="1"/>
+      <w:numFmt w:val="decimal"/>
+      <w:lvlText w:val="%8."/>
+      <w:lvlJc w:val="left"/>
+      <w:pPr>
+        <w:tabs>
+          <w:tab w:val="num" w:pos="5760"/>
+        </w:tabs>
+        <w:ind w:left="5760" w:hanging="360"/>
+      </w:pPr>
+    </w:lvl>
+    <w:lvl w:ilvl="8" w:tentative="1">
+      <w:start w:val="1"/>
+      <w:numFmt w:val="decimal"/>
+      <w:lvlText w:val="%9."/>
+      <w:lvlJc w:val="left"/>
+      <w:pPr>
+        <w:tabs>
+          <w:tab w:val="num" w:pos="6480"/>
+        </w:tabs>
+        <w:ind w:left="6480" w:hanging="360"/>
+      </w:pPr>
     </w:lvl>
   </w:abstractNum>
   <w:num w:numId="1">
@@ -1385,6 +2094,15 @@
   </w:num>
   <w:num w:numId="9">
     <w:abstractNumId w:val="0"/>
+  </w:num>
+  <w:num w:numId="10">
+    <w:abstractNumId w:val="11"/>
+  </w:num>
+  <w:num w:numId="11">
+    <w:abstractNumId w:val="10"/>
+  </w:num>
+  <w:num w:numId="12">
+    <w:abstractNumId w:val="9"/>
   </w:num>
 </w:numbering>
 </file>
@@ -1813,10 +2531,11 @@
     <w:basedOn w:val="Normal"/>
     <w:next w:val="Normal"/>
     <w:link w:val="Heading2Char"/>
+    <w:autoRedefine/>
     <w:uiPriority w:val="9"/>
     <w:unhideWhenUsed/>
     <w:qFormat/>
-    <w:rsid w:val="00FC693F"/>
+    <w:rsid w:val="006D5C9E"/>
     <w:pPr>
       <w:keepNext/>
       <w:keepLines/>
@@ -1827,7 +2546,7 @@
       <w:rFonts w:asciiTheme="majorHAnsi" w:eastAsiaTheme="majorEastAsia" w:hAnsiTheme="majorHAnsi" w:cstheme="majorBidi"/>
       <w:b/>
       <w:bCs/>
-      <w:color w:val="4F81BD" w:themeColor="accent1"/>
+      <w:color w:val="000000" w:themeColor="text1"/>
       <w:sz w:val="26"/>
       <w:szCs w:val="26"/>
     </w:rPr>
@@ -2094,12 +2813,12 @@
     <w:basedOn w:val="DefaultParagraphFont"/>
     <w:link w:val="Heading2"/>
     <w:uiPriority w:val="9"/>
-    <w:rsid w:val="00FC693F"/>
+    <w:rsid w:val="006D5C9E"/>
     <w:rPr>
       <w:rFonts w:asciiTheme="majorHAnsi" w:eastAsiaTheme="majorEastAsia" w:hAnsiTheme="majorHAnsi" w:cstheme="majorBidi"/>
       <w:b/>
       <w:bCs/>
-      <w:color w:val="4F81BD" w:themeColor="accent1"/>
+      <w:color w:val="000000" w:themeColor="text1"/>
       <w:sz w:val="26"/>
       <w:szCs w:val="26"/>
     </w:rPr>
@@ -12773,6 +13492,22 @@
         <w:shd w:val="clear" w:color="auto" w:fill="FBCAA2" w:themeFill="accent6" w:themeFillTint="7F"/>
       </w:tcPr>
     </w:tblStylePr>
+  </w:style>
+  <w:style w:type="paragraph" w:styleId="NormalWeb">
+    <w:name w:val="Normal (Web)"/>
+    <w:basedOn w:val="Normal"/>
+    <w:uiPriority w:val="99"/>
+    <w:semiHidden/>
+    <w:unhideWhenUsed/>
+    <w:rsid w:val="006D5C9E"/>
+    <w:pPr>
+      <w:spacing w:before="100" w:beforeAutospacing="1" w:after="100" w:afterAutospacing="1" w:line="240" w:lineRule="auto"/>
+    </w:pPr>
+    <w:rPr>
+      <w:rFonts w:ascii="Times New Roman" w:eastAsia="Times New Roman" w:hAnsi="Times New Roman" w:cs="Times New Roman"/>
+      <w:sz w:val="24"/>
+      <w:szCs w:val="24"/>
+    </w:rPr>
   </w:style>
 </w:styles>
 </file>
